--- a/Shablons/Ariza/davolanish_tayinlangan.docx
+++ b/Shablons/Ariza/davolanish_tayinlangan.docx
@@ -23,7 +23,7 @@
           <w:szCs w:val="28"/>
           <w:lang w:val="en-US"/>
         </w:rPr>
-        <w:t>{tuman} tuman, {</w:t>
+        <w:t>{tuman}, {</w:t>
       </w:r>
       <w:proofErr w:type="spellStart"/>
       <w:r>
@@ -732,7 +732,7 @@
           <w:szCs w:val="28"/>
           <w:lang w:val="en-US"/>
         </w:rPr>
-        <w:t xml:space="preserve"> {tuman} tuman </w:t>
+        <w:t xml:space="preserve"> {tuman} Inson</w:t>
       </w:r>
       <w:proofErr w:type="spellStart"/>
       <w:r>
@@ -742,7 +742,6 @@
           <w:szCs w:val="28"/>
           <w:lang w:val="en-US"/>
         </w:rPr>
-        <w:t>Inson</w:t>
       </w:r>
       <w:proofErr w:type="spellEnd"/>
       <w:r>
